--- a/Progess/13.docx
+++ b/Progess/13.docx
@@ -55,6 +55,9 @@
     <w:p>
       <w:pPr>
         <w:jc w:val="center"/>
+        <w:rPr>
+          <w:rFonts w:hint="eastAsia"/>
+        </w:rPr>
       </w:pPr>
       <w:r>
         <w:rPr>
@@ -191,6 +194,9 @@
               </w:rPr>
             </w:pPr>
             <w:r>
+              <w:rPr>
+                <w:noProof/>
+              </w:rPr>
               <w:drawing>
                 <wp:inline distT="0" distB="0" distL="0" distR="0" wp14:anchorId="2B475545" wp14:editId="6A9F03F7">
                   <wp:extent cx="2162683" cy="2092381"/>
@@ -241,6 +247,9 @@
               </w:rPr>
             </w:pPr>
             <w:r>
+              <w:rPr>
+                <w:noProof/>
+              </w:rPr>
               <w:drawing>
                 <wp:inline distT="0" distB="0" distL="0" distR="0" wp14:anchorId="6906AF74" wp14:editId="3A6DBFE9">
                   <wp:extent cx="2242139" cy="2079365"/>
@@ -281,20 +290,117 @@
         </w:tc>
       </w:tr>
     </w:tbl>
-    <w:p/>
-    <w:p/>
-    <w:p/>
-    <w:p/>
-    <w:p/>
+    <w:p>
+      <w:pPr>
+        <w:rPr>
+          <w:rFonts w:hint="eastAsia"/>
+        </w:rPr>
+      </w:pPr>
+    </w:p>
+    <w:p>
+      <w:pPr>
+        <w:pStyle w:val="a9"/>
+        <w:numPr>
+          <w:ilvl w:val="0"/>
+          <w:numId w:val="3"/>
+        </w:numPr>
+        <w:rPr>
+          <w:rFonts w:hint="eastAsia"/>
+        </w:rPr>
+      </w:pPr>
+      <w:r>
+        <w:rPr>
+          <w:rFonts w:hint="eastAsia"/>
+        </w:rPr>
+        <w:t>Only occur under very rare scenarios</w:t>
+      </w:r>
+    </w:p>
+    <w:p>
+      <w:pPr>
+        <w:rPr>
+          <w:rFonts w:hint="eastAsia"/>
+        </w:rPr>
+      </w:pPr>
+    </w:p>
+    <w:p>
+      <w:pPr>
+        <w:rPr>
+          <w:rFonts w:hint="eastAsia"/>
+        </w:rPr>
+      </w:pPr>
+    </w:p>
+    <w:p>
+      <w:pPr>
+        <w:rPr>
+          <w:rFonts w:hint="eastAsia"/>
+        </w:rPr>
+      </w:pPr>
+    </w:p>
+    <w:p>
+      <w:pPr>
+        <w:rPr>
+          <w:rFonts w:hint="eastAsia"/>
+        </w:rPr>
+      </w:pPr>
+    </w:p>
     <w:p/>
     <w:p/>
     <w:p>
+      <w:pPr>
+        <w:rPr>
+          <w:rFonts w:hint="eastAsia"/>
+        </w:rPr>
+      </w:pPr>
+    </w:p>
+    <w:p>
+      <w:pPr>
+        <w:rPr>
+          <w:rFonts w:hint="eastAsia"/>
+        </w:rPr>
+      </w:pPr>
       <w:r>
         <w:rPr>
           <w:rFonts w:hint="eastAsia"/>
         </w:rPr>
         <w:lastRenderedPageBreak/>
-        <w:t>This is likely to be caused due to residue CFO (Channel Frequency Offset)</w:t>
+        <w:t>No CFO (Channel Frequency Offset)</w:t>
+      </w:r>
+      <w:r>
+        <w:rPr>
+          <w:rFonts w:hint="eastAsia"/>
+        </w:rPr>
+        <w:t xml:space="preserve"> </w:t>
+      </w:r>
+    </w:p>
+    <w:p>
+      <w:pPr>
+        <w:rPr>
+          <w:rFonts w:hint="eastAsia"/>
+        </w:rPr>
+      </w:pPr>
+      <w:r>
+        <w:rPr>
+          <w:rFonts w:hint="eastAsia"/>
+        </w:rPr>
+        <w:t xml:space="preserve">This is likely to be caused due to </w:t>
+      </w:r>
+      <w:r>
+        <w:rPr>
+          <w:rFonts w:hint="eastAsia"/>
+        </w:rPr>
+        <w:t xml:space="preserve">inaccurate </w:t>
+      </w:r>
+      <w:r>
+        <w:rPr>
+          <w:rFonts w:hint="eastAsia"/>
+        </w:rPr>
+        <w:t>timing offset</w:t>
+      </w:r>
+      <w:r>
+        <w:rPr>
+          <w:rFonts w:hint="eastAsia"/>
+        </w:rPr>
+        <w:t xml:space="preserve"> estimation</w:t>
       </w:r>
     </w:p>
     <w:p>
@@ -304,18 +410,39 @@
           <w:ilvl w:val="0"/>
           <w:numId w:val="2"/>
         </w:numPr>
-      </w:pPr>
-      <w:r>
-        <w:rPr>
-          <w:rFonts w:hint="eastAsia"/>
-        </w:rPr>
-        <w:t>Cause the whole Constellation Diagram to rotate</w:t>
-      </w:r>
-      <w:r>
-        <w:rPr>
-          <w:rFonts w:hint="eastAsia"/>
-        </w:rPr>
-        <w:t xml:space="preserve"> (prev. case anti-clockwise, so negative frequency shift)</w:t>
+        <w:rPr>
+          <w:rFonts w:hint="eastAsia"/>
+        </w:rPr>
+      </w:pPr>
+      <w:r>
+        <w:rPr>
+          <w:rFonts w:hint="eastAsia"/>
+        </w:rPr>
+        <w:t>which c</w:t>
+      </w:r>
+      <w:r>
+        <w:rPr>
+          <w:rFonts w:hint="eastAsia"/>
+        </w:rPr>
+        <w:t>ause</w:t>
+      </w:r>
+      <w:r>
+        <w:rPr>
+          <w:rFonts w:hint="eastAsia"/>
+        </w:rPr>
+        <w:t>s</w:t>
+      </w:r>
+      <w:r>
+        <w:rPr>
+          <w:rFonts w:hint="eastAsia"/>
+        </w:rPr>
+        <w:t xml:space="preserve"> the whole Constellation Diagram to rotate</w:t>
+      </w:r>
+      <w:r>
+        <w:rPr>
+          <w:rFonts w:hint="eastAsia"/>
+        </w:rPr>
+        <w:t xml:space="preserve"> </w:t>
       </w:r>
     </w:p>
     <w:p>
@@ -325,12 +452,39 @@
           <w:ilvl w:val="0"/>
           <w:numId w:val="2"/>
         </w:numPr>
-      </w:pPr>
-      <w:r>
-        <w:rPr>
-          <w:rFonts w:hint="eastAsia"/>
-        </w:rPr>
-        <w:t xml:space="preserve">Also cause the symbols to become long </w:t>
+        <w:rPr>
+          <w:rFonts w:hint="eastAsia"/>
+        </w:rPr>
+      </w:pPr>
+      <w:r>
+        <w:rPr>
+          <w:rFonts w:hint="eastAsia"/>
+        </w:rPr>
+        <w:t>Also cause the symbol</w:t>
+      </w:r>
+      <w:r>
+        <w:rPr>
+          <w:rFonts w:hint="eastAsia"/>
+        </w:rPr>
+        <w:t xml:space="preserve"> distributions </w:t>
+      </w:r>
+      <w:r>
+        <w:rPr>
+          <w:rFonts w:hint="eastAsia"/>
+        </w:rPr>
+        <w:t>to become long</w:t>
+      </w:r>
+      <w:r>
+        <w:rPr>
+          <w:rFonts w:hint="eastAsia"/>
+        </w:rPr>
+        <w:t>er</w:t>
+      </w:r>
+      <w:r>
+        <w:rPr>
+          <w:rFonts w:hint="eastAsia"/>
+        </w:rPr>
+        <w:t xml:space="preserve"> </w:t>
       </w:r>
     </w:p>
     <w:p>
@@ -375,6 +529,9 @@
               </w:rPr>
             </w:pPr>
             <w:r>
+              <w:rPr>
+                <w:noProof/>
+              </w:rPr>
               <w:drawing>
                 <wp:inline distT="0" distB="0" distL="0" distR="0" wp14:anchorId="18FAB5EF" wp14:editId="37AC57D0">
                   <wp:extent cx="1877408" cy="1748118"/>
@@ -425,6 +582,9 @@
               </w:rPr>
             </w:pPr>
             <w:r>
+              <w:rPr>
+                <w:noProof/>
+              </w:rPr>
               <w:drawing>
                 <wp:inline distT="0" distB="0" distL="0" distR="0" wp14:anchorId="53599ED9" wp14:editId="5D00D8EC">
                   <wp:extent cx="1730584" cy="1694330"/>
@@ -477,6 +637,9 @@
               </w:rPr>
             </w:pPr>
             <w:r>
+              <w:rPr>
+                <w:noProof/>
+              </w:rPr>
               <w:drawing>
                 <wp:inline distT="0" distB="0" distL="0" distR="0" wp14:anchorId="17BE663A" wp14:editId="3E16046D">
                   <wp:extent cx="1742693" cy="1663593"/>
@@ -527,6 +690,9 @@
               </w:rPr>
             </w:pPr>
             <w:r>
+              <w:rPr>
+                <w:noProof/>
+              </w:rPr>
               <w:drawing>
                 <wp:inline distT="0" distB="0" distL="0" distR="0" wp14:anchorId="388727D9" wp14:editId="39AD1DF6">
                   <wp:extent cx="1949391" cy="1775012"/>
@@ -584,14 +750,1583 @@
     </w:p>
     <w:p>
       <w:pPr>
-        <w:rPr>
-          <w:rFonts w:hint="eastAsia"/>
-        </w:rPr>
-      </w:pPr>
+        <w:pStyle w:val="a9"/>
+        <w:numPr>
+          <w:ilvl w:val="0"/>
+          <w:numId w:val="1"/>
+        </w:numPr>
+        <w:rPr>
+          <w:rFonts w:hint="eastAsia"/>
+        </w:rPr>
+      </w:pPr>
+      <w:r>
+        <w:rPr>
+          <w:rFonts w:hint="eastAsia"/>
+        </w:rPr>
+        <w:t>Perfect vs. Estimated Channel Estimation</w:t>
+      </w:r>
+    </w:p>
+    <w:p>
+      <w:pPr>
+        <w:rPr>
+          <w:rFonts w:hint="eastAsia"/>
+        </w:rPr>
+      </w:pPr>
+      <w:r>
+        <w:rPr>
+          <w:rFonts w:hint="eastAsia"/>
+        </w:rPr>
+        <w:t>Case 1: CDL-C, 10Hz</w:t>
+      </w:r>
+    </w:p>
+    <w:tbl>
+      <w:tblPr>
+        <w:tblStyle w:val="ae"/>
+        <w:tblW w:w="0" w:type="auto"/>
+        <w:tblLook w:val="04A0" w:firstRow="1" w:lastRow="0" w:firstColumn="1" w:lastColumn="0" w:noHBand="0" w:noVBand="1"/>
+      </w:tblPr>
+      <w:tblGrid>
+        <w:gridCol w:w="846"/>
+        <w:gridCol w:w="7881"/>
+      </w:tblGrid>
+      <w:tr>
+        <w:tc>
+          <w:tcPr>
+            <w:tcW w:w="846" w:type="dxa"/>
+          </w:tcPr>
+          <w:p>
+            <w:pPr>
+              <w:rPr>
+                <w:rFonts w:hint="eastAsia"/>
+              </w:rPr>
+            </w:pPr>
+            <w:r>
+              <w:rPr>
+                <w:rFonts w:hint="eastAsia"/>
+              </w:rPr>
+              <w:t>-5dB</w:t>
+            </w:r>
+          </w:p>
+        </w:tc>
+        <w:tc>
+          <w:tcPr>
+            <w:tcW w:w="7881" w:type="dxa"/>
+          </w:tcPr>
+          <w:p>
+            <w:pPr>
+              <w:jc w:val="center"/>
+              <w:rPr>
+                <w:rFonts w:hint="eastAsia"/>
+              </w:rPr>
+            </w:pPr>
+            <w:r>
+              <w:rPr>
+                <w:noProof/>
+              </w:rPr>
+              <w:drawing>
+                <wp:inline distT="0" distB="0" distL="0" distR="0" wp14:anchorId="26974B2D" wp14:editId="0584149D">
+                  <wp:extent cx="4867592" cy="2313659"/>
+                  <wp:effectExtent l="0" t="0" r="0" b="0"/>
+                  <wp:docPr id="96287687" name="图片 2"/>
+                  <wp:cNvGraphicFramePr>
+                    <a:graphicFrameLocks xmlns:a="http://schemas.openxmlformats.org/drawingml/2006/main" noChangeAspect="1"/>
+                  </wp:cNvGraphicFramePr>
+                  <a:graphic xmlns:a="http://schemas.openxmlformats.org/drawingml/2006/main">
+                    <a:graphicData uri="http://schemas.openxmlformats.org/drawingml/2006/picture">
+                      <pic:pic xmlns:pic="http://schemas.openxmlformats.org/drawingml/2006/picture">
+                        <pic:nvPicPr>
+                          <pic:cNvPr id="0" name="Picture 3"/>
+                          <pic:cNvPicPr>
+                            <a:picLocks noChangeAspect="1" noChangeArrowheads="1"/>
+                          </pic:cNvPicPr>
+                        </pic:nvPicPr>
+                        <pic:blipFill>
+                          <a:blip r:embed="rId12" cstate="print">
+                            <a:extLst>
+                              <a:ext uri="{28A0092B-C50C-407E-A947-70E740481C1C}">
+                                <a14:useLocalDpi xmlns:a14="http://schemas.microsoft.com/office/drawing/2010/main" val="0"/>
+                              </a:ext>
+                            </a:extLst>
+                          </a:blip>
+                          <a:srcRect/>
+                          <a:stretch>
+                            <a:fillRect/>
+                          </a:stretch>
+                        </pic:blipFill>
+                        <pic:spPr bwMode="auto">
+                          <a:xfrm>
+                            <a:off x="0" y="0"/>
+                            <a:ext cx="4896331" cy="2327319"/>
+                          </a:xfrm>
+                          <a:prstGeom prst="rect">
+                            <a:avLst/>
+                          </a:prstGeom>
+                          <a:noFill/>
+                          <a:ln>
+                            <a:noFill/>
+                          </a:ln>
+                        </pic:spPr>
+                      </pic:pic>
+                    </a:graphicData>
+                  </a:graphic>
+                </wp:inline>
+              </w:drawing>
+            </w:r>
+          </w:p>
+        </w:tc>
+      </w:tr>
+      <w:tr>
+        <w:tc>
+          <w:tcPr>
+            <w:tcW w:w="846" w:type="dxa"/>
+          </w:tcPr>
+          <w:p>
+            <w:pPr>
+              <w:rPr>
+                <w:rFonts w:hint="eastAsia"/>
+              </w:rPr>
+            </w:pPr>
+            <w:r>
+              <w:rPr>
+                <w:rFonts w:hint="eastAsia"/>
+              </w:rPr>
+              <w:lastRenderedPageBreak/>
+              <w:t>1</w:t>
+            </w:r>
+            <w:r>
+              <w:rPr>
+                <w:rFonts w:hint="eastAsia"/>
+              </w:rPr>
+              <w:t>5dB</w:t>
+            </w:r>
+          </w:p>
+        </w:tc>
+        <w:tc>
+          <w:tcPr>
+            <w:tcW w:w="7881" w:type="dxa"/>
+          </w:tcPr>
+          <w:p>
+            <w:pPr>
+              <w:jc w:val="center"/>
+              <w:rPr>
+                <w:rFonts w:hint="eastAsia"/>
+              </w:rPr>
+            </w:pPr>
+            <w:r>
+              <w:rPr>
+                <w:noProof/>
+              </w:rPr>
+              <w:drawing>
+                <wp:inline distT="0" distB="0" distL="0" distR="0" wp14:anchorId="08C96638" wp14:editId="5689F4E0">
+                  <wp:extent cx="4710131" cy="2238816"/>
+                  <wp:effectExtent l="0" t="0" r="0" b="9525"/>
+                  <wp:docPr id="881624823" name="图片 3"/>
+                  <wp:cNvGraphicFramePr>
+                    <a:graphicFrameLocks xmlns:a="http://schemas.openxmlformats.org/drawingml/2006/main" noChangeAspect="1"/>
+                  </wp:cNvGraphicFramePr>
+                  <a:graphic xmlns:a="http://schemas.openxmlformats.org/drawingml/2006/main">
+                    <a:graphicData uri="http://schemas.openxmlformats.org/drawingml/2006/picture">
+                      <pic:pic xmlns:pic="http://schemas.openxmlformats.org/drawingml/2006/picture">
+                        <pic:nvPicPr>
+                          <pic:cNvPr id="0" name="Picture 5"/>
+                          <pic:cNvPicPr>
+                            <a:picLocks noChangeAspect="1" noChangeArrowheads="1"/>
+                          </pic:cNvPicPr>
+                        </pic:nvPicPr>
+                        <pic:blipFill>
+                          <a:blip r:embed="rId13" cstate="print">
+                            <a:extLst>
+                              <a:ext uri="{28A0092B-C50C-407E-A947-70E740481C1C}">
+                                <a14:useLocalDpi xmlns:a14="http://schemas.microsoft.com/office/drawing/2010/main" val="0"/>
+                              </a:ext>
+                            </a:extLst>
+                          </a:blip>
+                          <a:srcRect/>
+                          <a:stretch>
+                            <a:fillRect/>
+                          </a:stretch>
+                        </pic:blipFill>
+                        <pic:spPr bwMode="auto">
+                          <a:xfrm>
+                            <a:off x="0" y="0"/>
+                            <a:ext cx="4756873" cy="2261033"/>
+                          </a:xfrm>
+                          <a:prstGeom prst="rect">
+                            <a:avLst/>
+                          </a:prstGeom>
+                          <a:noFill/>
+                          <a:ln>
+                            <a:noFill/>
+                          </a:ln>
+                        </pic:spPr>
+                      </pic:pic>
+                    </a:graphicData>
+                  </a:graphic>
+                </wp:inline>
+              </w:drawing>
+            </w:r>
+          </w:p>
+        </w:tc>
+      </w:tr>
+      <w:tr>
+        <w:tc>
+          <w:tcPr>
+            <w:tcW w:w="846" w:type="dxa"/>
+          </w:tcPr>
+          <w:p>
+            <w:pPr>
+              <w:rPr>
+                <w:rFonts w:hint="eastAsia"/>
+              </w:rPr>
+            </w:pPr>
+            <w:r>
+              <w:rPr>
+                <w:rFonts w:hint="eastAsia"/>
+              </w:rPr>
+              <w:t>25dB</w:t>
+            </w:r>
+          </w:p>
+        </w:tc>
+        <w:tc>
+          <w:tcPr>
+            <w:tcW w:w="7881" w:type="dxa"/>
+          </w:tcPr>
+          <w:p>
+            <w:pPr>
+              <w:rPr>
+                <w:rFonts w:hint="eastAsia"/>
+              </w:rPr>
+            </w:pPr>
+            <w:r>
+              <w:rPr>
+                <w:noProof/>
+              </w:rPr>
+              <w:drawing>
+                <wp:inline distT="0" distB="0" distL="0" distR="0" wp14:anchorId="1E46A609" wp14:editId="4E560EFE">
+                  <wp:extent cx="4730671" cy="2248578"/>
+                  <wp:effectExtent l="0" t="0" r="0" b="0"/>
+                  <wp:docPr id="940396898" name="图片 4"/>
+                  <wp:cNvGraphicFramePr>
+                    <a:graphicFrameLocks xmlns:a="http://schemas.openxmlformats.org/drawingml/2006/main" noChangeAspect="1"/>
+                  </wp:cNvGraphicFramePr>
+                  <a:graphic xmlns:a="http://schemas.openxmlformats.org/drawingml/2006/main">
+                    <a:graphicData uri="http://schemas.openxmlformats.org/drawingml/2006/picture">
+                      <pic:pic xmlns:pic="http://schemas.openxmlformats.org/drawingml/2006/picture">
+                        <pic:nvPicPr>
+                          <pic:cNvPr id="0" name="Picture 7"/>
+                          <pic:cNvPicPr>
+                            <a:picLocks noChangeAspect="1" noChangeArrowheads="1"/>
+                          </pic:cNvPicPr>
+                        </pic:nvPicPr>
+                        <pic:blipFill>
+                          <a:blip r:embed="rId14" cstate="print">
+                            <a:extLst>
+                              <a:ext uri="{28A0092B-C50C-407E-A947-70E740481C1C}">
+                                <a14:useLocalDpi xmlns:a14="http://schemas.microsoft.com/office/drawing/2010/main" val="0"/>
+                              </a:ext>
+                            </a:extLst>
+                          </a:blip>
+                          <a:srcRect/>
+                          <a:stretch>
+                            <a:fillRect/>
+                          </a:stretch>
+                        </pic:blipFill>
+                        <pic:spPr bwMode="auto">
+                          <a:xfrm>
+                            <a:off x="0" y="0"/>
+                            <a:ext cx="4735771" cy="2251002"/>
+                          </a:xfrm>
+                          <a:prstGeom prst="rect">
+                            <a:avLst/>
+                          </a:prstGeom>
+                          <a:noFill/>
+                          <a:ln>
+                            <a:noFill/>
+                          </a:ln>
+                        </pic:spPr>
+                      </pic:pic>
+                    </a:graphicData>
+                  </a:graphic>
+                </wp:inline>
+              </w:drawing>
+            </w:r>
+          </w:p>
+        </w:tc>
+      </w:tr>
+    </w:tbl>
+    <w:p>
+      <w:pPr>
+        <w:ind w:left="1100" w:hangingChars="500" w:hanging="1100"/>
+        <w:rPr>
+          <w:rFonts w:hint="eastAsia"/>
+        </w:rPr>
+      </w:pPr>
+      <w:r>
+        <w:rPr>
+          <w:rFonts w:hint="eastAsia"/>
+          <w:highlight w:val="yellow"/>
+        </w:rPr>
+        <w:t>Why</w:t>
+      </w:r>
+      <w:r>
+        <w:rPr>
+          <w:rFonts w:hint="eastAsia"/>
+          <w:highlight w:val="yellow"/>
+        </w:rPr>
+        <w:t xml:space="preserve"> </w:t>
+      </w:r>
+      <w:r>
+        <w:rPr>
+          <w:rFonts w:hint="eastAsia"/>
+          <w:highlight w:val="yellow"/>
+        </w:rPr>
+        <w:t>only</w:t>
+      </w:r>
+      <w:r>
+        <w:rPr>
+          <w:rFonts w:hint="eastAsia"/>
+          <w:highlight w:val="yellow"/>
+        </w:rPr>
+        <w:t xml:space="preserve"> </w:t>
+      </w:r>
+      <w:r>
+        <w:rPr>
+          <w:highlight w:val="yellow"/>
+        </w:rPr>
+        <w:t>limited</w:t>
+      </w:r>
+      <w:r>
+        <w:rPr>
+          <w:rFonts w:hint="eastAsia"/>
+          <w:highlight w:val="yellow"/>
+        </w:rPr>
+        <w:t xml:space="preserve"> t</w:t>
+      </w:r>
+      <w:r>
+        <w:rPr>
+          <w:rFonts w:hint="eastAsia"/>
+          <w:highlight w:val="yellow"/>
+        </w:rPr>
+        <w:t>o</w:t>
+      </w:r>
+      <w:r>
+        <w:rPr>
+          <w:rFonts w:hint="eastAsia"/>
+          <w:highlight w:val="yellow"/>
+        </w:rPr>
+        <w:t xml:space="preserve"> </w:t>
+      </w:r>
+      <w:r>
+        <w:rPr>
+          <w:rFonts w:hint="eastAsia"/>
+          <w:highlight w:val="yellow"/>
+        </w:rPr>
+        <w:t>2</w:t>
+      </w:r>
+      <w:r>
+        <w:rPr>
+          <w:rFonts w:hint="eastAsia"/>
+          <w:highlight w:val="yellow"/>
+        </w:rPr>
+        <w:t xml:space="preserve"> </w:t>
+      </w:r>
+      <w:r>
+        <w:rPr>
+          <w:rFonts w:hint="eastAsia"/>
+          <w:highlight w:val="yellow"/>
+        </w:rPr>
+        <w:t>lay</w:t>
+      </w:r>
+      <w:r>
+        <w:rPr>
+          <w:rFonts w:hint="eastAsia"/>
+          <w:highlight w:val="yellow"/>
+        </w:rPr>
+        <w:t>ers</w:t>
+      </w:r>
+      <w:r>
+        <w:rPr>
+          <w:rFonts w:hint="eastAsia"/>
+          <w:highlight w:val="yellow"/>
+        </w:rPr>
+        <w:t xml:space="preserve"> not limited by SNR?</w:t>
+      </w:r>
+    </w:p>
+    <w:p>
+      <w:pPr>
+        <w:ind w:left="1100" w:hangingChars="500" w:hanging="1100"/>
+        <w:rPr>
+          <w:rFonts w:hint="eastAsia"/>
+        </w:rPr>
+      </w:pPr>
+      <w:r>
+        <w:rPr>
+          <w:noProof/>
+        </w:rPr>
+        <w:drawing>
+          <wp:inline distT="0" distB="0" distL="0" distR="0" wp14:anchorId="4FB8E69E" wp14:editId="42C818DC">
+            <wp:extent cx="6645910" cy="3159125"/>
+            <wp:effectExtent l="0" t="0" r="2540" b="3175"/>
+            <wp:docPr id="799204286" name="图片 5" descr="图形用户界面&#10;&#10;AI 生成的内容可能不正确。"/>
+            <wp:cNvGraphicFramePr>
+              <a:graphicFrameLocks xmlns:a="http://schemas.openxmlformats.org/drawingml/2006/main" noChangeAspect="1"/>
+            </wp:cNvGraphicFramePr>
+            <a:graphic xmlns:a="http://schemas.openxmlformats.org/drawingml/2006/main">
+              <a:graphicData uri="http://schemas.openxmlformats.org/drawingml/2006/picture">
+                <pic:pic xmlns:pic="http://schemas.openxmlformats.org/drawingml/2006/picture">
+                  <pic:nvPicPr>
+                    <pic:cNvPr id="799204286" name="图片 5" descr="图形用户界面&#10;&#10;AI 生成的内容可能不正确。"/>
+                    <pic:cNvPicPr>
+                      <a:picLocks noChangeAspect="1" noChangeArrowheads="1"/>
+                    </pic:cNvPicPr>
+                  </pic:nvPicPr>
+                  <pic:blipFill>
+                    <a:blip r:embed="rId15" cstate="print">
+                      <a:extLst>
+                        <a:ext uri="{28A0092B-C50C-407E-A947-70E740481C1C}">
+                          <a14:useLocalDpi xmlns:a14="http://schemas.microsoft.com/office/drawing/2010/main" val="0"/>
+                        </a:ext>
+                      </a:extLst>
+                    </a:blip>
+                    <a:srcRect/>
+                    <a:stretch>
+                      <a:fillRect/>
+                    </a:stretch>
+                  </pic:blipFill>
+                  <pic:spPr bwMode="auto">
+                    <a:xfrm>
+                      <a:off x="0" y="0"/>
+                      <a:ext cx="6645910" cy="3159125"/>
+                    </a:xfrm>
+                    <a:prstGeom prst="rect">
+                      <a:avLst/>
+                    </a:prstGeom>
+                    <a:noFill/>
+                    <a:ln>
+                      <a:noFill/>
+                    </a:ln>
+                  </pic:spPr>
+                </pic:pic>
+              </a:graphicData>
+            </a:graphic>
+          </wp:inline>
+        </w:drawing>
+      </w:r>
+    </w:p>
+    <w:p>
+      <w:pPr>
+        <w:rPr>
+          <w:rFonts w:hint="eastAsia"/>
+        </w:rPr>
+      </w:pPr>
+    </w:p>
+    <w:p>
+      <w:pPr>
+        <w:rPr>
+          <w:rFonts w:hint="eastAsia"/>
+        </w:rPr>
+      </w:pPr>
+    </w:p>
+    <w:p>
+      <w:pPr>
+        <w:rPr>
+          <w:rFonts w:hint="eastAsia"/>
+        </w:rPr>
+      </w:pPr>
+    </w:p>
+    <w:p>
+      <w:pPr>
+        <w:rPr>
+          <w:rFonts w:hint="eastAsia"/>
+        </w:rPr>
+      </w:pPr>
+    </w:p>
+    <w:p>
+      <w:pPr>
+        <w:rPr>
+          <w:rFonts w:hint="eastAsia"/>
+        </w:rPr>
+      </w:pPr>
+    </w:p>
+    <w:p>
+      <w:pPr>
+        <w:rPr>
+          <w:rFonts w:hint="eastAsia"/>
+        </w:rPr>
+      </w:pPr>
+      <w:r>
+        <w:rPr>
+          <w:rFonts w:hint="eastAsia"/>
+        </w:rPr>
+        <w:t xml:space="preserve">Case 2: </w:t>
+      </w:r>
+      <w:r>
+        <w:rPr>
+          <w:rFonts w:hint="eastAsia"/>
+        </w:rPr>
+        <w:t>CDL-C</w:t>
+      </w:r>
+      <w:r>
+        <w:rPr>
+          <w:rFonts w:hint="eastAsia"/>
+        </w:rPr>
+        <w:t xml:space="preserve">, </w:t>
+      </w:r>
+      <w:r>
+        <w:rPr>
+          <w:rFonts w:hint="eastAsia"/>
+        </w:rPr>
+        <w:t>100Hz</w:t>
+      </w:r>
+    </w:p>
+    <w:tbl>
+      <w:tblPr>
+        <w:tblStyle w:val="ae"/>
+        <w:tblW w:w="0" w:type="auto"/>
+        <w:tblLook w:val="04A0" w:firstRow="1" w:lastRow="0" w:firstColumn="1" w:lastColumn="0" w:noHBand="0" w:noVBand="1"/>
+      </w:tblPr>
+      <w:tblGrid>
+        <w:gridCol w:w="695"/>
+        <w:gridCol w:w="9761"/>
+      </w:tblGrid>
+      <w:tr>
+        <w:tc>
+          <w:tcPr>
+            <w:tcW w:w="846" w:type="dxa"/>
+          </w:tcPr>
+          <w:p>
+            <w:pPr>
+              <w:rPr>
+                <w:rFonts w:hint="eastAsia"/>
+              </w:rPr>
+            </w:pPr>
+            <w:r>
+              <w:rPr>
+                <w:rFonts w:hint="eastAsia"/>
+              </w:rPr>
+              <w:t>-5dB</w:t>
+            </w:r>
+          </w:p>
+        </w:tc>
+        <w:tc>
+          <w:tcPr>
+            <w:tcW w:w="9610" w:type="dxa"/>
+          </w:tcPr>
+          <w:p>
+            <w:pPr>
+              <w:rPr>
+                <w:rFonts w:hint="eastAsia"/>
+              </w:rPr>
+            </w:pPr>
+            <w:r>
+              <w:rPr>
+                <w:noProof/>
+              </w:rPr>
+              <w:drawing>
+                <wp:inline distT="0" distB="0" distL="0" distR="0" wp14:anchorId="1F1A5DF0" wp14:editId="5DD15574">
+                  <wp:extent cx="5991154" cy="2847315"/>
+                  <wp:effectExtent l="0" t="0" r="0" b="0"/>
+                  <wp:docPr id="1756075891" name="图片 6"/>
+                  <wp:cNvGraphicFramePr>
+                    <a:graphicFrameLocks xmlns:a="http://schemas.openxmlformats.org/drawingml/2006/main" noChangeAspect="1"/>
+                  </wp:cNvGraphicFramePr>
+                  <a:graphic xmlns:a="http://schemas.openxmlformats.org/drawingml/2006/main">
+                    <a:graphicData uri="http://schemas.openxmlformats.org/drawingml/2006/picture">
+                      <pic:pic xmlns:pic="http://schemas.openxmlformats.org/drawingml/2006/picture">
+                        <pic:nvPicPr>
+                          <pic:cNvPr id="0" name="Picture 11"/>
+                          <pic:cNvPicPr>
+                            <a:picLocks noChangeAspect="1" noChangeArrowheads="1"/>
+                          </pic:cNvPicPr>
+                        </pic:nvPicPr>
+                        <pic:blipFill>
+                          <a:blip r:embed="rId16" cstate="print">
+                            <a:extLst>
+                              <a:ext uri="{28A0092B-C50C-407E-A947-70E740481C1C}">
+                                <a14:useLocalDpi xmlns:a14="http://schemas.microsoft.com/office/drawing/2010/main" val="0"/>
+                              </a:ext>
+                            </a:extLst>
+                          </a:blip>
+                          <a:srcRect/>
+                          <a:stretch>
+                            <a:fillRect/>
+                          </a:stretch>
+                        </pic:blipFill>
+                        <pic:spPr bwMode="auto">
+                          <a:xfrm>
+                            <a:off x="0" y="0"/>
+                            <a:ext cx="6002226" cy="2852577"/>
+                          </a:xfrm>
+                          <a:prstGeom prst="rect">
+                            <a:avLst/>
+                          </a:prstGeom>
+                          <a:noFill/>
+                          <a:ln>
+                            <a:noFill/>
+                          </a:ln>
+                        </pic:spPr>
+                      </pic:pic>
+                    </a:graphicData>
+                  </a:graphic>
+                </wp:inline>
+              </w:drawing>
+            </w:r>
+          </w:p>
+        </w:tc>
+      </w:tr>
+      <w:tr>
+        <w:tc>
+          <w:tcPr>
+            <w:tcW w:w="846" w:type="dxa"/>
+          </w:tcPr>
+          <w:p>
+            <w:pPr>
+              <w:rPr>
+                <w:rFonts w:hint="eastAsia"/>
+              </w:rPr>
+            </w:pPr>
+            <w:r>
+              <w:rPr>
+                <w:rFonts w:hint="eastAsia"/>
+              </w:rPr>
+              <w:t>15dB</w:t>
+            </w:r>
+          </w:p>
+        </w:tc>
+        <w:tc>
+          <w:tcPr>
+            <w:tcW w:w="9610" w:type="dxa"/>
+          </w:tcPr>
+          <w:p>
+            <w:pPr>
+              <w:rPr>
+                <w:rFonts w:hint="eastAsia"/>
+              </w:rPr>
+            </w:pPr>
+            <w:r>
+              <w:rPr>
+                <w:noProof/>
+              </w:rPr>
+              <w:drawing>
+                <wp:inline distT="0" distB="0" distL="0" distR="0" wp14:anchorId="7E9CB5B7" wp14:editId="504ABA13">
+                  <wp:extent cx="6036310" cy="2868776"/>
+                  <wp:effectExtent l="0" t="0" r="2540" b="8255"/>
+                  <wp:docPr id="1056051100" name="图片 7"/>
+                  <wp:cNvGraphicFramePr>
+                    <a:graphicFrameLocks xmlns:a="http://schemas.openxmlformats.org/drawingml/2006/main" noChangeAspect="1"/>
+                  </wp:cNvGraphicFramePr>
+                  <a:graphic xmlns:a="http://schemas.openxmlformats.org/drawingml/2006/main">
+                    <a:graphicData uri="http://schemas.openxmlformats.org/drawingml/2006/picture">
+                      <pic:pic xmlns:pic="http://schemas.openxmlformats.org/drawingml/2006/picture">
+                        <pic:nvPicPr>
+                          <pic:cNvPr id="0" name="Picture 13"/>
+                          <pic:cNvPicPr>
+                            <a:picLocks noChangeAspect="1" noChangeArrowheads="1"/>
+                          </pic:cNvPicPr>
+                        </pic:nvPicPr>
+                        <pic:blipFill>
+                          <a:blip r:embed="rId17" cstate="print">
+                            <a:extLst>
+                              <a:ext uri="{28A0092B-C50C-407E-A947-70E740481C1C}">
+                                <a14:useLocalDpi xmlns:a14="http://schemas.microsoft.com/office/drawing/2010/main" val="0"/>
+                              </a:ext>
+                            </a:extLst>
+                          </a:blip>
+                          <a:srcRect/>
+                          <a:stretch>
+                            <a:fillRect/>
+                          </a:stretch>
+                        </pic:blipFill>
+                        <pic:spPr bwMode="auto">
+                          <a:xfrm>
+                            <a:off x="0" y="0"/>
+                            <a:ext cx="6049091" cy="2874850"/>
+                          </a:xfrm>
+                          <a:prstGeom prst="rect">
+                            <a:avLst/>
+                          </a:prstGeom>
+                          <a:noFill/>
+                          <a:ln>
+                            <a:noFill/>
+                          </a:ln>
+                        </pic:spPr>
+                      </pic:pic>
+                    </a:graphicData>
+                  </a:graphic>
+                </wp:inline>
+              </w:drawing>
+            </w:r>
+          </w:p>
+        </w:tc>
+      </w:tr>
+      <w:tr>
+        <w:tc>
+          <w:tcPr>
+            <w:tcW w:w="846" w:type="dxa"/>
+          </w:tcPr>
+          <w:p>
+            <w:pPr>
+              <w:rPr>
+                <w:rFonts w:hint="eastAsia"/>
+              </w:rPr>
+            </w:pPr>
+            <w:r>
+              <w:rPr>
+                <w:rFonts w:hint="eastAsia"/>
+              </w:rPr>
+              <w:t>25dB</w:t>
+            </w:r>
+          </w:p>
+        </w:tc>
+        <w:tc>
+          <w:tcPr>
+            <w:tcW w:w="9610" w:type="dxa"/>
+          </w:tcPr>
+          <w:p>
+            <w:pPr>
+              <w:rPr>
+                <w:rFonts w:hint="eastAsia"/>
+              </w:rPr>
+            </w:pPr>
+            <w:r>
+              <w:rPr>
+                <w:noProof/>
+              </w:rPr>
+              <w:drawing>
+                <wp:inline distT="0" distB="0" distL="0" distR="0" wp14:anchorId="747DFB54" wp14:editId="01EBDB5A">
+                  <wp:extent cx="6098398" cy="2898283"/>
+                  <wp:effectExtent l="0" t="0" r="0" b="0"/>
+                  <wp:docPr id="149540093" name="图片 8"/>
+                  <wp:cNvGraphicFramePr>
+                    <a:graphicFrameLocks xmlns:a="http://schemas.openxmlformats.org/drawingml/2006/main" noChangeAspect="1"/>
+                  </wp:cNvGraphicFramePr>
+                  <a:graphic xmlns:a="http://schemas.openxmlformats.org/drawingml/2006/main">
+                    <a:graphicData uri="http://schemas.openxmlformats.org/drawingml/2006/picture">
+                      <pic:pic xmlns:pic="http://schemas.openxmlformats.org/drawingml/2006/picture">
+                        <pic:nvPicPr>
+                          <pic:cNvPr id="0" name="Picture 15"/>
+                          <pic:cNvPicPr>
+                            <a:picLocks noChangeAspect="1" noChangeArrowheads="1"/>
+                          </pic:cNvPicPr>
+                        </pic:nvPicPr>
+                        <pic:blipFill>
+                          <a:blip r:embed="rId18" cstate="print">
+                            <a:extLst>
+                              <a:ext uri="{28A0092B-C50C-407E-A947-70E740481C1C}">
+                                <a14:useLocalDpi xmlns:a14="http://schemas.microsoft.com/office/drawing/2010/main" val="0"/>
+                              </a:ext>
+                            </a:extLst>
+                          </a:blip>
+                          <a:srcRect/>
+                          <a:stretch>
+                            <a:fillRect/>
+                          </a:stretch>
+                        </pic:blipFill>
+                        <pic:spPr bwMode="auto">
+                          <a:xfrm>
+                            <a:off x="0" y="0"/>
+                            <a:ext cx="6112419" cy="2904946"/>
+                          </a:xfrm>
+                          <a:prstGeom prst="rect">
+                            <a:avLst/>
+                          </a:prstGeom>
+                          <a:noFill/>
+                          <a:ln>
+                            <a:noFill/>
+                          </a:ln>
+                        </pic:spPr>
+                      </pic:pic>
+                    </a:graphicData>
+                  </a:graphic>
+                </wp:inline>
+              </w:drawing>
+            </w:r>
+          </w:p>
+        </w:tc>
+      </w:tr>
+    </w:tbl>
+    <w:p>
+      <w:pPr>
+        <w:rPr>
+          <w:rFonts w:hint="eastAsia"/>
+        </w:rPr>
+      </w:pPr>
+    </w:p>
+    <w:p>
+      <w:pPr>
+        <w:rPr>
+          <w:rFonts w:hint="eastAsia"/>
+        </w:rPr>
+      </w:pPr>
+      <w:r>
+        <w:rPr>
+          <w:rFonts w:hint="eastAsia"/>
+        </w:rPr>
+        <w:t>Case 3: TDL-C, 10Hz</w:t>
+      </w:r>
+    </w:p>
+    <w:tbl>
+      <w:tblPr>
+        <w:tblStyle w:val="ae"/>
+        <w:tblW w:w="0" w:type="auto"/>
+        <w:tblLook w:val="04A0" w:firstRow="1" w:lastRow="0" w:firstColumn="1" w:lastColumn="0" w:noHBand="0" w:noVBand="1"/>
+      </w:tblPr>
+      <w:tblGrid>
+        <w:gridCol w:w="695"/>
+        <w:gridCol w:w="9761"/>
+      </w:tblGrid>
+      <w:tr>
+        <w:tc>
+          <w:tcPr>
+            <w:tcW w:w="695" w:type="dxa"/>
+          </w:tcPr>
+          <w:p>
+            <w:pPr>
+              <w:rPr>
+                <w:rFonts w:hint="eastAsia"/>
+              </w:rPr>
+            </w:pPr>
+            <w:r>
+              <w:rPr>
+                <w:rFonts w:hint="eastAsia"/>
+              </w:rPr>
+              <w:t>-5dB</w:t>
+            </w:r>
+          </w:p>
+        </w:tc>
+        <w:tc>
+          <w:tcPr>
+            <w:tcW w:w="9761" w:type="dxa"/>
+          </w:tcPr>
+          <w:p>
+            <w:pPr>
+              <w:rPr>
+                <w:rFonts w:hint="eastAsia"/>
+              </w:rPr>
+            </w:pPr>
+            <w:r>
+              <w:rPr>
+                <w:noProof/>
+              </w:rPr>
+              <w:drawing>
+                <wp:inline distT="0" distB="0" distL="0" distR="0" wp14:anchorId="4BCF8EA8" wp14:editId="12B341B1">
+                  <wp:extent cx="6089932" cy="2894260"/>
+                  <wp:effectExtent l="0" t="0" r="6350" b="1905"/>
+                  <wp:docPr id="1399936076" name="图片 9"/>
+                  <wp:cNvGraphicFramePr>
+                    <a:graphicFrameLocks xmlns:a="http://schemas.openxmlformats.org/drawingml/2006/main" noChangeAspect="1"/>
+                  </wp:cNvGraphicFramePr>
+                  <a:graphic xmlns:a="http://schemas.openxmlformats.org/drawingml/2006/main">
+                    <a:graphicData uri="http://schemas.openxmlformats.org/drawingml/2006/picture">
+                      <pic:pic xmlns:pic="http://schemas.openxmlformats.org/drawingml/2006/picture">
+                        <pic:nvPicPr>
+                          <pic:cNvPr id="0" name="Picture 17"/>
+                          <pic:cNvPicPr>
+                            <a:picLocks noChangeAspect="1" noChangeArrowheads="1"/>
+                          </pic:cNvPicPr>
+                        </pic:nvPicPr>
+                        <pic:blipFill>
+                          <a:blip r:embed="rId19" cstate="print">
+                            <a:extLst>
+                              <a:ext uri="{28A0092B-C50C-407E-A947-70E740481C1C}">
+                                <a14:useLocalDpi xmlns:a14="http://schemas.microsoft.com/office/drawing/2010/main" val="0"/>
+                              </a:ext>
+                            </a:extLst>
+                          </a:blip>
+                          <a:srcRect/>
+                          <a:stretch>
+                            <a:fillRect/>
+                          </a:stretch>
+                        </pic:blipFill>
+                        <pic:spPr bwMode="auto">
+                          <a:xfrm>
+                            <a:off x="0" y="0"/>
+                            <a:ext cx="6098333" cy="2898253"/>
+                          </a:xfrm>
+                          <a:prstGeom prst="rect">
+                            <a:avLst/>
+                          </a:prstGeom>
+                          <a:noFill/>
+                          <a:ln>
+                            <a:noFill/>
+                          </a:ln>
+                        </pic:spPr>
+                      </pic:pic>
+                    </a:graphicData>
+                  </a:graphic>
+                </wp:inline>
+              </w:drawing>
+            </w:r>
+          </w:p>
+        </w:tc>
+      </w:tr>
+      <w:tr>
+        <w:tc>
+          <w:tcPr>
+            <w:tcW w:w="695" w:type="dxa"/>
+          </w:tcPr>
+          <w:p>
+            <w:pPr>
+              <w:rPr>
+                <w:rFonts w:hint="eastAsia"/>
+              </w:rPr>
+            </w:pPr>
+            <w:r>
+              <w:rPr>
+                <w:rFonts w:hint="eastAsia"/>
+              </w:rPr>
+              <w:t>15dB</w:t>
+            </w:r>
+          </w:p>
+        </w:tc>
+        <w:tc>
+          <w:tcPr>
+            <w:tcW w:w="9761" w:type="dxa"/>
+          </w:tcPr>
+          <w:p>
+            <w:pPr>
+              <w:rPr>
+                <w:rFonts w:hint="eastAsia"/>
+              </w:rPr>
+            </w:pPr>
+            <w:r>
+              <w:rPr>
+                <w:noProof/>
+              </w:rPr>
+              <w:drawing>
+                <wp:inline distT="0" distB="0" distL="0" distR="0" wp14:anchorId="5EB3F713" wp14:editId="247AB660">
+                  <wp:extent cx="6033487" cy="2867434"/>
+                  <wp:effectExtent l="0" t="0" r="5715" b="9525"/>
+                  <wp:docPr id="647069820" name="图片 10"/>
+                  <wp:cNvGraphicFramePr>
+                    <a:graphicFrameLocks xmlns:a="http://schemas.openxmlformats.org/drawingml/2006/main" noChangeAspect="1"/>
+                  </wp:cNvGraphicFramePr>
+                  <a:graphic xmlns:a="http://schemas.openxmlformats.org/drawingml/2006/main">
+                    <a:graphicData uri="http://schemas.openxmlformats.org/drawingml/2006/picture">
+                      <pic:pic xmlns:pic="http://schemas.openxmlformats.org/drawingml/2006/picture">
+                        <pic:nvPicPr>
+                          <pic:cNvPr id="0" name="Picture 19"/>
+                          <pic:cNvPicPr>
+                            <a:picLocks noChangeAspect="1" noChangeArrowheads="1"/>
+                          </pic:cNvPicPr>
+                        </pic:nvPicPr>
+                        <pic:blipFill>
+                          <a:blip r:embed="rId20" cstate="print">
+                            <a:extLst>
+                              <a:ext uri="{28A0092B-C50C-407E-A947-70E740481C1C}">
+                                <a14:useLocalDpi xmlns:a14="http://schemas.microsoft.com/office/drawing/2010/main" val="0"/>
+                              </a:ext>
+                            </a:extLst>
+                          </a:blip>
+                          <a:srcRect/>
+                          <a:stretch>
+                            <a:fillRect/>
+                          </a:stretch>
+                        </pic:blipFill>
+                        <pic:spPr bwMode="auto">
+                          <a:xfrm>
+                            <a:off x="0" y="0"/>
+                            <a:ext cx="6037094" cy="2869148"/>
+                          </a:xfrm>
+                          <a:prstGeom prst="rect">
+                            <a:avLst/>
+                          </a:prstGeom>
+                          <a:noFill/>
+                          <a:ln>
+                            <a:noFill/>
+                          </a:ln>
+                        </pic:spPr>
+                      </pic:pic>
+                    </a:graphicData>
+                  </a:graphic>
+                </wp:inline>
+              </w:drawing>
+            </w:r>
+          </w:p>
+        </w:tc>
+      </w:tr>
+      <w:tr>
+        <w:tc>
+          <w:tcPr>
+            <w:tcW w:w="695" w:type="dxa"/>
+          </w:tcPr>
+          <w:p>
+            <w:pPr>
+              <w:rPr>
+                <w:rFonts w:hint="eastAsia"/>
+              </w:rPr>
+            </w:pPr>
+            <w:r>
+              <w:rPr>
+                <w:rFonts w:hint="eastAsia"/>
+              </w:rPr>
+              <w:t>25dB</w:t>
+            </w:r>
+          </w:p>
+        </w:tc>
+        <w:tc>
+          <w:tcPr>
+            <w:tcW w:w="9761" w:type="dxa"/>
+          </w:tcPr>
+          <w:p>
+            <w:pPr>
+              <w:rPr>
+                <w:rFonts w:hint="eastAsia"/>
+              </w:rPr>
+            </w:pPr>
+            <w:r>
+              <w:rPr>
+                <w:noProof/>
+              </w:rPr>
+              <w:drawing>
+                <wp:inline distT="0" distB="0" distL="0" distR="0" wp14:anchorId="6E01F206" wp14:editId="35129213">
+                  <wp:extent cx="6058887" cy="2879505"/>
+                  <wp:effectExtent l="0" t="0" r="0" b="0"/>
+                  <wp:docPr id="1638916134" name="图片 11"/>
+                  <wp:cNvGraphicFramePr>
+                    <a:graphicFrameLocks xmlns:a="http://schemas.openxmlformats.org/drawingml/2006/main" noChangeAspect="1"/>
+                  </wp:cNvGraphicFramePr>
+                  <a:graphic xmlns:a="http://schemas.openxmlformats.org/drawingml/2006/main">
+                    <a:graphicData uri="http://schemas.openxmlformats.org/drawingml/2006/picture">
+                      <pic:pic xmlns:pic="http://schemas.openxmlformats.org/drawingml/2006/picture">
+                        <pic:nvPicPr>
+                          <pic:cNvPr id="0" name="Picture 21"/>
+                          <pic:cNvPicPr>
+                            <a:picLocks noChangeAspect="1" noChangeArrowheads="1"/>
+                          </pic:cNvPicPr>
+                        </pic:nvPicPr>
+                        <pic:blipFill>
+                          <a:blip r:embed="rId21" cstate="print">
+                            <a:extLst>
+                              <a:ext uri="{28A0092B-C50C-407E-A947-70E740481C1C}">
+                                <a14:useLocalDpi xmlns:a14="http://schemas.microsoft.com/office/drawing/2010/main" val="0"/>
+                              </a:ext>
+                            </a:extLst>
+                          </a:blip>
+                          <a:srcRect/>
+                          <a:stretch>
+                            <a:fillRect/>
+                          </a:stretch>
+                        </pic:blipFill>
+                        <pic:spPr bwMode="auto">
+                          <a:xfrm>
+                            <a:off x="0" y="0"/>
+                            <a:ext cx="6067858" cy="2883769"/>
+                          </a:xfrm>
+                          <a:prstGeom prst="rect">
+                            <a:avLst/>
+                          </a:prstGeom>
+                          <a:noFill/>
+                          <a:ln>
+                            <a:noFill/>
+                          </a:ln>
+                        </pic:spPr>
+                      </pic:pic>
+                    </a:graphicData>
+                  </a:graphic>
+                </wp:inline>
+              </w:drawing>
+            </w:r>
+          </w:p>
+        </w:tc>
+      </w:tr>
+    </w:tbl>
+    <w:p>
+      <w:pPr>
+        <w:rPr>
+          <w:rFonts w:hint="eastAsia"/>
+        </w:rPr>
+      </w:pPr>
+      <w:r>
+        <w:rPr>
+          <w:noProof/>
+        </w:rPr>
+        <w:lastRenderedPageBreak/>
+        <w:drawing>
+          <wp:inline distT="0" distB="0" distL="0" distR="0" wp14:anchorId="26615930" wp14:editId="042FB3D5">
+            <wp:extent cx="6645910" cy="3158490"/>
+            <wp:effectExtent l="0" t="0" r="2540" b="3810"/>
+            <wp:docPr id="384516714" name="图片 12" descr="图形用户界面, 图表, 应用程序, 条形图&#10;&#10;AI 生成的内容可能不正确。"/>
+            <wp:cNvGraphicFramePr>
+              <a:graphicFrameLocks xmlns:a="http://schemas.openxmlformats.org/drawingml/2006/main" noChangeAspect="1"/>
+            </wp:cNvGraphicFramePr>
+            <a:graphic xmlns:a="http://schemas.openxmlformats.org/drawingml/2006/main">
+              <a:graphicData uri="http://schemas.openxmlformats.org/drawingml/2006/picture">
+                <pic:pic xmlns:pic="http://schemas.openxmlformats.org/drawingml/2006/picture">
+                  <pic:nvPicPr>
+                    <pic:cNvPr id="384516714" name="图片 12" descr="图形用户界面, 图表, 应用程序, 条形图&#10;&#10;AI 生成的内容可能不正确。"/>
+                    <pic:cNvPicPr>
+                      <a:picLocks noChangeAspect="1" noChangeArrowheads="1"/>
+                    </pic:cNvPicPr>
+                  </pic:nvPicPr>
+                  <pic:blipFill>
+                    <a:blip r:embed="rId22" cstate="print">
+                      <a:extLst>
+                        <a:ext uri="{28A0092B-C50C-407E-A947-70E740481C1C}">
+                          <a14:useLocalDpi xmlns:a14="http://schemas.microsoft.com/office/drawing/2010/main" val="0"/>
+                        </a:ext>
+                      </a:extLst>
+                    </a:blip>
+                    <a:srcRect/>
+                    <a:stretch>
+                      <a:fillRect/>
+                    </a:stretch>
+                  </pic:blipFill>
+                  <pic:spPr bwMode="auto">
+                    <a:xfrm>
+                      <a:off x="0" y="0"/>
+                      <a:ext cx="6645910" cy="3158490"/>
+                    </a:xfrm>
+                    <a:prstGeom prst="rect">
+                      <a:avLst/>
+                    </a:prstGeom>
+                    <a:noFill/>
+                    <a:ln>
+                      <a:noFill/>
+                    </a:ln>
+                  </pic:spPr>
+                </pic:pic>
+              </a:graphicData>
+            </a:graphic>
+          </wp:inline>
+        </w:drawing>
+      </w:r>
+    </w:p>
+    <w:p>
+      <w:pPr>
+        <w:rPr>
+          <w:rFonts w:hint="eastAsia"/>
+        </w:rPr>
+      </w:pPr>
+      <w:r>
+        <w:rPr>
+          <w:rFonts w:hint="eastAsia"/>
+        </w:rPr>
+        <w:t>What if we do average</w:t>
+      </w:r>
+      <w:r>
+        <w:rPr>
+          <w:rFonts w:hint="eastAsia"/>
+        </w:rPr>
+        <w:t>?</w:t>
+      </w:r>
+      <w:r>
+        <w:rPr>
+          <w:rFonts w:hint="eastAsia"/>
+        </w:rPr>
+        <w:t xml:space="preserve"> </w:t>
+      </w:r>
+      <w:r>
+        <w:t>Statistics</w:t>
+      </w:r>
+      <w:r>
+        <w:rPr>
+          <w:rFonts w:hint="eastAsia"/>
+        </w:rPr>
+        <w:t xml:space="preserve"> on avg.</w:t>
+      </w:r>
+    </w:p>
+    <w:p>
+      <w:r>
+        <w:rPr>
+          <w:rFonts w:hint="eastAsia"/>
+          <w:highlight w:val="yellow"/>
+        </w:rPr>
+        <w:t>TDL actually worse at CSI?</w:t>
+      </w:r>
+      <w:r>
+        <w:rPr>
+          <w:rFonts w:hint="eastAsia"/>
+        </w:rPr>
+        <w:t xml:space="preserve"> </w:t>
+      </w:r>
+    </w:p>
+    <w:p>
+      <w:pPr>
+        <w:rPr>
+          <w:rFonts w:hint="eastAsia"/>
+          <w:highlight w:val="yellow"/>
+        </w:rPr>
+      </w:pPr>
+      <w:r>
+        <w:rPr>
+          <w:rFonts w:hint="eastAsia"/>
+          <w:highlight w:val="yellow"/>
+        </w:rPr>
+        <w:t>Y axis: Rank Indicator X a</w:t>
+      </w:r>
+      <w:r>
+        <w:rPr>
+          <w:rFonts w:hint="eastAsia"/>
+          <w:highlight w:val="yellow"/>
+        </w:rPr>
+        <w:t>xis</w:t>
+      </w:r>
+      <w:r>
+        <w:rPr>
+          <w:rFonts w:hint="eastAsia"/>
+          <w:highlight w:val="yellow"/>
+        </w:rPr>
+        <w:t>: SNR</w:t>
+      </w:r>
+    </w:p>
+    <w:p>
+      <w:pPr>
+        <w:rPr>
+          <w:rFonts w:hint="eastAsia"/>
+        </w:rPr>
+      </w:pPr>
+      <w:r>
+        <w:rPr>
+          <w:rFonts w:hint="eastAsia"/>
+          <w:highlight w:val="yellow"/>
+        </w:rPr>
+        <w:t>Compare: Perfect vs. Practical RI curves, if they are shifted version</w:t>
+      </w:r>
+    </w:p>
+    <w:p>
+      <w:pPr>
+        <w:rPr>
+          <w:rFonts w:hint="eastAsia"/>
+        </w:rPr>
+      </w:pPr>
+      <w:r>
+        <w:rPr>
+          <w:rFonts w:hint="eastAsia"/>
+        </w:rPr>
+        <w:t>Case 4: TDL-C, 100Hz</w:t>
+      </w:r>
+    </w:p>
+    <w:tbl>
+      <w:tblPr>
+        <w:tblStyle w:val="ae"/>
+        <w:tblW w:w="0" w:type="auto"/>
+        <w:tblLook w:val="04A0" w:firstRow="1" w:lastRow="0" w:firstColumn="1" w:lastColumn="0" w:noHBand="0" w:noVBand="1"/>
+      </w:tblPr>
+      <w:tblGrid>
+        <w:gridCol w:w="698"/>
+        <w:gridCol w:w="9758"/>
+      </w:tblGrid>
+      <w:tr>
+        <w:tc>
+          <w:tcPr>
+            <w:tcW w:w="657" w:type="dxa"/>
+          </w:tcPr>
+          <w:p>
+            <w:pPr>
+              <w:rPr>
+                <w:rFonts w:hint="eastAsia"/>
+              </w:rPr>
+            </w:pPr>
+            <w:r>
+              <w:rPr>
+                <w:rFonts w:hint="eastAsia"/>
+              </w:rPr>
+              <w:t>-5dB</w:t>
+            </w:r>
+          </w:p>
+        </w:tc>
+        <w:tc>
+          <w:tcPr>
+            <w:tcW w:w="9799" w:type="dxa"/>
+          </w:tcPr>
+          <w:p>
+            <w:pPr>
+              <w:rPr>
+                <w:rFonts w:hint="eastAsia"/>
+              </w:rPr>
+            </w:pPr>
+            <w:r>
+              <w:rPr>
+                <w:noProof/>
+              </w:rPr>
+              <w:drawing>
+                <wp:inline distT="0" distB="0" distL="0" distR="0" wp14:anchorId="7AA008BA" wp14:editId="08822770">
+                  <wp:extent cx="5965754" cy="2835244"/>
+                  <wp:effectExtent l="0" t="0" r="0" b="3810"/>
+                  <wp:docPr id="2088868515" name="图片 13"/>
+                  <wp:cNvGraphicFramePr>
+                    <a:graphicFrameLocks xmlns:a="http://schemas.openxmlformats.org/drawingml/2006/main" noChangeAspect="1"/>
+                  </wp:cNvGraphicFramePr>
+                  <a:graphic xmlns:a="http://schemas.openxmlformats.org/drawingml/2006/main">
+                    <a:graphicData uri="http://schemas.openxmlformats.org/drawingml/2006/picture">
+                      <pic:pic xmlns:pic="http://schemas.openxmlformats.org/drawingml/2006/picture">
+                        <pic:nvPicPr>
+                          <pic:cNvPr id="0" name="Picture 25"/>
+                          <pic:cNvPicPr>
+                            <a:picLocks noChangeAspect="1" noChangeArrowheads="1"/>
+                          </pic:cNvPicPr>
+                        </pic:nvPicPr>
+                        <pic:blipFill>
+                          <a:blip r:embed="rId23" cstate="print">
+                            <a:extLst>
+                              <a:ext uri="{28A0092B-C50C-407E-A947-70E740481C1C}">
+                                <a14:useLocalDpi xmlns:a14="http://schemas.microsoft.com/office/drawing/2010/main" val="0"/>
+                              </a:ext>
+                            </a:extLst>
+                          </a:blip>
+                          <a:srcRect/>
+                          <a:stretch>
+                            <a:fillRect/>
+                          </a:stretch>
+                        </pic:blipFill>
+                        <pic:spPr bwMode="auto">
+                          <a:xfrm>
+                            <a:off x="0" y="0"/>
+                            <a:ext cx="5976982" cy="2840580"/>
+                          </a:xfrm>
+                          <a:prstGeom prst="rect">
+                            <a:avLst/>
+                          </a:prstGeom>
+                          <a:noFill/>
+                          <a:ln>
+                            <a:noFill/>
+                          </a:ln>
+                        </pic:spPr>
+                      </pic:pic>
+                    </a:graphicData>
+                  </a:graphic>
+                </wp:inline>
+              </w:drawing>
+            </w:r>
+          </w:p>
+        </w:tc>
+      </w:tr>
+      <w:tr>
+        <w:tc>
+          <w:tcPr>
+            <w:tcW w:w="657" w:type="dxa"/>
+          </w:tcPr>
+          <w:p>
+            <w:pPr>
+              <w:rPr>
+                <w:rFonts w:hint="eastAsia"/>
+              </w:rPr>
+            </w:pPr>
+            <w:r>
+              <w:rPr>
+                <w:rFonts w:hint="eastAsia"/>
+              </w:rPr>
+              <w:lastRenderedPageBreak/>
+              <w:t>15dB</w:t>
+            </w:r>
+          </w:p>
+        </w:tc>
+        <w:tc>
+          <w:tcPr>
+            <w:tcW w:w="9799" w:type="dxa"/>
+          </w:tcPr>
+          <w:p>
+            <w:pPr>
+              <w:rPr>
+                <w:rFonts w:hint="eastAsia"/>
+              </w:rPr>
+            </w:pPr>
+            <w:r>
+              <w:rPr>
+                <w:noProof/>
+              </w:rPr>
+              <w:drawing>
+                <wp:inline distT="0" distB="0" distL="0" distR="0" wp14:anchorId="29E7F8D7" wp14:editId="2F631DFC">
+                  <wp:extent cx="6030665" cy="2866093"/>
+                  <wp:effectExtent l="0" t="0" r="8255" b="0"/>
+                  <wp:docPr id="909783186" name="图片 14"/>
+                  <wp:cNvGraphicFramePr>
+                    <a:graphicFrameLocks xmlns:a="http://schemas.openxmlformats.org/drawingml/2006/main" noChangeAspect="1"/>
+                  </wp:cNvGraphicFramePr>
+                  <a:graphic xmlns:a="http://schemas.openxmlformats.org/drawingml/2006/main">
+                    <a:graphicData uri="http://schemas.openxmlformats.org/drawingml/2006/picture">
+                      <pic:pic xmlns:pic="http://schemas.openxmlformats.org/drawingml/2006/picture">
+                        <pic:nvPicPr>
+                          <pic:cNvPr id="0" name="Picture 27"/>
+                          <pic:cNvPicPr>
+                            <a:picLocks noChangeAspect="1" noChangeArrowheads="1"/>
+                          </pic:cNvPicPr>
+                        </pic:nvPicPr>
+                        <pic:blipFill>
+                          <a:blip r:embed="rId24" cstate="print">
+                            <a:extLst>
+                              <a:ext uri="{28A0092B-C50C-407E-A947-70E740481C1C}">
+                                <a14:useLocalDpi xmlns:a14="http://schemas.microsoft.com/office/drawing/2010/main" val="0"/>
+                              </a:ext>
+                            </a:extLst>
+                          </a:blip>
+                          <a:srcRect/>
+                          <a:stretch>
+                            <a:fillRect/>
+                          </a:stretch>
+                        </pic:blipFill>
+                        <pic:spPr bwMode="auto">
+                          <a:xfrm>
+                            <a:off x="0" y="0"/>
+                            <a:ext cx="6040560" cy="2870796"/>
+                          </a:xfrm>
+                          <a:prstGeom prst="rect">
+                            <a:avLst/>
+                          </a:prstGeom>
+                          <a:noFill/>
+                          <a:ln>
+                            <a:noFill/>
+                          </a:ln>
+                        </pic:spPr>
+                      </pic:pic>
+                    </a:graphicData>
+                  </a:graphic>
+                </wp:inline>
+              </w:drawing>
+            </w:r>
+          </w:p>
+        </w:tc>
+      </w:tr>
+      <w:tr>
+        <w:tc>
+          <w:tcPr>
+            <w:tcW w:w="657" w:type="dxa"/>
+          </w:tcPr>
+          <w:p>
+            <w:pPr>
+              <w:rPr>
+                <w:rFonts w:hint="eastAsia"/>
+              </w:rPr>
+            </w:pPr>
+            <w:r>
+              <w:rPr>
+                <w:rFonts w:hint="eastAsia"/>
+              </w:rPr>
+              <w:t>25dB</w:t>
+            </w:r>
+          </w:p>
+        </w:tc>
+        <w:tc>
+          <w:tcPr>
+            <w:tcW w:w="9799" w:type="dxa"/>
+          </w:tcPr>
+          <w:p>
+            <w:pPr>
+              <w:rPr>
+                <w:rFonts w:hint="eastAsia"/>
+              </w:rPr>
+            </w:pPr>
+            <w:r>
+              <w:rPr>
+                <w:noProof/>
+              </w:rPr>
+              <w:drawing>
+                <wp:inline distT="0" distB="0" distL="0" distR="0" wp14:anchorId="1BF1A0DC" wp14:editId="380EEB3C">
+                  <wp:extent cx="5971398" cy="2837926"/>
+                  <wp:effectExtent l="0" t="0" r="0" b="635"/>
+                  <wp:docPr id="951570481" name="图片 15"/>
+                  <wp:cNvGraphicFramePr>
+                    <a:graphicFrameLocks xmlns:a="http://schemas.openxmlformats.org/drawingml/2006/main" noChangeAspect="1"/>
+                  </wp:cNvGraphicFramePr>
+                  <a:graphic xmlns:a="http://schemas.openxmlformats.org/drawingml/2006/main">
+                    <a:graphicData uri="http://schemas.openxmlformats.org/drawingml/2006/picture">
+                      <pic:pic xmlns:pic="http://schemas.openxmlformats.org/drawingml/2006/picture">
+                        <pic:nvPicPr>
+                          <pic:cNvPr id="0" name="Picture 29"/>
+                          <pic:cNvPicPr>
+                            <a:picLocks noChangeAspect="1" noChangeArrowheads="1"/>
+                          </pic:cNvPicPr>
+                        </pic:nvPicPr>
+                        <pic:blipFill>
+                          <a:blip r:embed="rId25" cstate="print">
+                            <a:extLst>
+                              <a:ext uri="{28A0092B-C50C-407E-A947-70E740481C1C}">
+                                <a14:useLocalDpi xmlns:a14="http://schemas.microsoft.com/office/drawing/2010/main" val="0"/>
+                              </a:ext>
+                            </a:extLst>
+                          </a:blip>
+                          <a:srcRect/>
+                          <a:stretch>
+                            <a:fillRect/>
+                          </a:stretch>
+                        </pic:blipFill>
+                        <pic:spPr bwMode="auto">
+                          <a:xfrm>
+                            <a:off x="0" y="0"/>
+                            <a:ext cx="5980751" cy="2842371"/>
+                          </a:xfrm>
+                          <a:prstGeom prst="rect">
+                            <a:avLst/>
+                          </a:prstGeom>
+                          <a:noFill/>
+                          <a:ln>
+                            <a:noFill/>
+                          </a:ln>
+                        </pic:spPr>
+                      </pic:pic>
+                    </a:graphicData>
+                  </a:graphic>
+                </wp:inline>
+              </w:drawing>
+            </w:r>
+          </w:p>
+        </w:tc>
+      </w:tr>
+    </w:tbl>
+    <w:p>
+      <w:pPr>
+        <w:rPr>
+          <w:rFonts w:hint="eastAsia"/>
+        </w:rPr>
+      </w:pPr>
+      <w:r>
+        <w:rPr>
+          <w:noProof/>
+        </w:rPr>
+        <w:drawing>
+          <wp:inline distT="0" distB="0" distL="0" distR="0" wp14:anchorId="2A25FE66" wp14:editId="316CDAB4">
+            <wp:extent cx="6645910" cy="3158490"/>
+            <wp:effectExtent l="0" t="0" r="2540" b="3810"/>
+            <wp:docPr id="707884077" name="图片 16" descr="图形用户界面, 条形图&#10;&#10;AI 生成的内容可能不正确。"/>
+            <wp:cNvGraphicFramePr>
+              <a:graphicFrameLocks xmlns:a="http://schemas.openxmlformats.org/drawingml/2006/main" noChangeAspect="1"/>
+            </wp:cNvGraphicFramePr>
+            <a:graphic xmlns:a="http://schemas.openxmlformats.org/drawingml/2006/main">
+              <a:graphicData uri="http://schemas.openxmlformats.org/drawingml/2006/picture">
+                <pic:pic xmlns:pic="http://schemas.openxmlformats.org/drawingml/2006/picture">
+                  <pic:nvPicPr>
+                    <pic:cNvPr id="707884077" name="图片 16" descr="图形用户界面, 条形图&#10;&#10;AI 生成的内容可能不正确。"/>
+                    <pic:cNvPicPr>
+                      <a:picLocks noChangeAspect="1" noChangeArrowheads="1"/>
+                    </pic:cNvPicPr>
+                  </pic:nvPicPr>
+                  <pic:blipFill>
+                    <a:blip r:embed="rId26" cstate="print">
+                      <a:extLst>
+                        <a:ext uri="{28A0092B-C50C-407E-A947-70E740481C1C}">
+                          <a14:useLocalDpi xmlns:a14="http://schemas.microsoft.com/office/drawing/2010/main" val="0"/>
+                        </a:ext>
+                      </a:extLst>
+                    </a:blip>
+                    <a:srcRect/>
+                    <a:stretch>
+                      <a:fillRect/>
+                    </a:stretch>
+                  </pic:blipFill>
+                  <pic:spPr bwMode="auto">
+                    <a:xfrm>
+                      <a:off x="0" y="0"/>
+                      <a:ext cx="6645910" cy="3158490"/>
+                    </a:xfrm>
+                    <a:prstGeom prst="rect">
+                      <a:avLst/>
+                    </a:prstGeom>
+                    <a:noFill/>
+                    <a:ln>
+                      <a:noFill/>
+                    </a:ln>
+                  </pic:spPr>
+                </pic:pic>
+              </a:graphicData>
+            </a:graphic>
+          </wp:inline>
+        </w:drawing>
+      </w:r>
     </w:p>
     <w:sectPr>
       <w:pgSz w:w="11906" w:h="16838"/>
-      <w:pgMar w:top="1440" w:right="1800" w:bottom="1440" w:left="1800" w:header="851" w:footer="992" w:gutter="0"/>
+      <w:pgMar w:top="720" w:right="720" w:bottom="720" w:left="720" w:header="851" w:footer="992" w:gutter="0"/>
       <w:cols w:space="425"/>
       <w:docGrid w:type="lines" w:linePitch="312"/>
     </w:sectPr>
@@ -693,7 +2428,120 @@
   <w:abstractNum w:abstractNumId="1" w15:restartNumberingAfterBreak="0">
     <w:nsid w:val="312A5BB7"/>
     <w:multiLevelType w:val="hybridMultilevel"/>
-    <w:tmpl w:val="7408F254"/>
+    <w:tmpl w:val="FC980186"/>
+    <w:lvl w:ilvl="0" w:tplc="04090001">
+      <w:start w:val="1"/>
+      <w:numFmt w:val="bullet"/>
+      <w:lvlText w:val=""/>
+      <w:lvlJc w:val="left"/>
+      <w:pPr>
+        <w:ind w:left="440" w:hanging="440"/>
+      </w:pPr>
+      <w:rPr>
+        <w:rFonts w:ascii="Wingdings" w:hAnsi="Wingdings" w:hint="default"/>
+      </w:rPr>
+    </w:lvl>
+    <w:lvl w:ilvl="1" w:tplc="04090003" w:tentative="1">
+      <w:start w:val="1"/>
+      <w:numFmt w:val="bullet"/>
+      <w:lvlText w:val=""/>
+      <w:lvlJc w:val="left"/>
+      <w:pPr>
+        <w:ind w:left="880" w:hanging="440"/>
+      </w:pPr>
+      <w:rPr>
+        <w:rFonts w:ascii="Wingdings" w:hAnsi="Wingdings" w:hint="default"/>
+      </w:rPr>
+    </w:lvl>
+    <w:lvl w:ilvl="2" w:tplc="04090005" w:tentative="1">
+      <w:start w:val="1"/>
+      <w:numFmt w:val="bullet"/>
+      <w:lvlText w:val=""/>
+      <w:lvlJc w:val="left"/>
+      <w:pPr>
+        <w:ind w:left="1320" w:hanging="440"/>
+      </w:pPr>
+      <w:rPr>
+        <w:rFonts w:ascii="Wingdings" w:hAnsi="Wingdings" w:hint="default"/>
+      </w:rPr>
+    </w:lvl>
+    <w:lvl w:ilvl="3" w:tplc="04090001" w:tentative="1">
+      <w:start w:val="1"/>
+      <w:numFmt w:val="bullet"/>
+      <w:lvlText w:val=""/>
+      <w:lvlJc w:val="left"/>
+      <w:pPr>
+        <w:ind w:left="1760" w:hanging="440"/>
+      </w:pPr>
+      <w:rPr>
+        <w:rFonts w:ascii="Wingdings" w:hAnsi="Wingdings" w:hint="default"/>
+      </w:rPr>
+    </w:lvl>
+    <w:lvl w:ilvl="4" w:tplc="04090003" w:tentative="1">
+      <w:start w:val="1"/>
+      <w:numFmt w:val="bullet"/>
+      <w:lvlText w:val=""/>
+      <w:lvlJc w:val="left"/>
+      <w:pPr>
+        <w:ind w:left="2200" w:hanging="440"/>
+      </w:pPr>
+      <w:rPr>
+        <w:rFonts w:ascii="Wingdings" w:hAnsi="Wingdings" w:hint="default"/>
+      </w:rPr>
+    </w:lvl>
+    <w:lvl w:ilvl="5" w:tplc="04090005" w:tentative="1">
+      <w:start w:val="1"/>
+      <w:numFmt w:val="bullet"/>
+      <w:lvlText w:val=""/>
+      <w:lvlJc w:val="left"/>
+      <w:pPr>
+        <w:ind w:left="2640" w:hanging="440"/>
+      </w:pPr>
+      <w:rPr>
+        <w:rFonts w:ascii="Wingdings" w:hAnsi="Wingdings" w:hint="default"/>
+      </w:rPr>
+    </w:lvl>
+    <w:lvl w:ilvl="6" w:tplc="04090001" w:tentative="1">
+      <w:start w:val="1"/>
+      <w:numFmt w:val="bullet"/>
+      <w:lvlText w:val=""/>
+      <w:lvlJc w:val="left"/>
+      <w:pPr>
+        <w:ind w:left="3080" w:hanging="440"/>
+      </w:pPr>
+      <w:rPr>
+        <w:rFonts w:ascii="Wingdings" w:hAnsi="Wingdings" w:hint="default"/>
+      </w:rPr>
+    </w:lvl>
+    <w:lvl w:ilvl="7" w:tplc="04090003" w:tentative="1">
+      <w:start w:val="1"/>
+      <w:numFmt w:val="bullet"/>
+      <w:lvlText w:val=""/>
+      <w:lvlJc w:val="left"/>
+      <w:pPr>
+        <w:ind w:left="3520" w:hanging="440"/>
+      </w:pPr>
+      <w:rPr>
+        <w:rFonts w:ascii="Wingdings" w:hAnsi="Wingdings" w:hint="default"/>
+      </w:rPr>
+    </w:lvl>
+    <w:lvl w:ilvl="8" w:tplc="04090005" w:tentative="1">
+      <w:start w:val="1"/>
+      <w:numFmt w:val="bullet"/>
+      <w:lvlText w:val=""/>
+      <w:lvlJc w:val="left"/>
+      <w:pPr>
+        <w:ind w:left="3960" w:hanging="440"/>
+      </w:pPr>
+      <w:rPr>
+        <w:rFonts w:ascii="Wingdings" w:hAnsi="Wingdings" w:hint="default"/>
+      </w:rPr>
+    </w:lvl>
+  </w:abstractNum>
+  <w:abstractNum w:abstractNumId="2" w15:restartNumberingAfterBreak="0">
+    <w:nsid w:val="3AC30482"/>
+    <w:multiLevelType w:val="hybridMultilevel"/>
+    <w:tmpl w:val="20C48A98"/>
     <w:lvl w:ilvl="0" w:tplc="04090001">
       <w:start w:val="1"/>
       <w:numFmt w:val="bullet"/>
@@ -808,6 +2656,9 @@
   </w:num>
   <w:num w:numId="2" w16cid:durableId="1686400635">
     <w:abstractNumId w:val="1"/>
+  </w:num>
+  <w:num w:numId="3" w16cid:durableId="147938408">
+    <w:abstractNumId w:val="2"/>
   </w:num>
 </w:numbering>
 </file>
